--- a/app/Services/Templates/Client_voucher.docx
+++ b/app/Services/Templates/Client_voucher.docx
@@ -1895,59 +1895,6 @@
       </w:rPr>
       <w:t xml:space="preserve"> — наш адрес электронной почты </w:t>
     </w:r>
-    <w:r>
-      <w:rPr>
-        <w:b/>
-        <w:bCs/>
-      </w:rPr>
-      <w:br/>
-    </w:r>
-    <w:proofErr w:type="spellStart"/>
-    <w:r>
-      <w:rPr>
-        <w:b/>
-        <w:bCs/>
-      </w:rPr>
-      <w:t>Бахром</w:t>
-    </w:r>
-    <w:proofErr w:type="spellEnd"/>
-    <w:r>
-      <w:rPr>
-        <w:b/>
-        <w:bCs/>
-      </w:rPr>
-      <w:t xml:space="preserve"> </w:t>
-    </w:r>
-    <w:proofErr w:type="spellStart"/>
-    <w:r>
-      <w:rPr>
-        <w:b/>
-        <w:bCs/>
-      </w:rPr>
-      <w:t>Расулев</w:t>
-    </w:r>
-    <w:proofErr w:type="spellEnd"/>
-    <w:r>
-      <w:rPr>
-        <w:b/>
-        <w:bCs/>
-      </w:rPr>
-      <w:t xml:space="preserve"> +998333377752         дата</w:t>
-    </w:r>
-    <w:r>
-      <w:rPr>
-        <w:b/>
-        <w:bCs/>
-      </w:rPr>
-      <w:t>:</w:t>
-    </w:r>
-    <w:r>
-      <w:rPr>
-        <w:b/>
-        <w:bCs/>
-      </w:rPr>
-      <w:t xml:space="preserve"> 28.05.2025</w:t>
-    </w:r>
   </w:p>
   <w:p>
     <w:pPr>
@@ -2041,59 +1988,6 @@
         <w:bCs/>
       </w:rPr>
       <w:t xml:space="preserve"> — наш адрес электронной почты </w:t>
-    </w:r>
-    <w:r>
-      <w:rPr>
-        <w:b/>
-        <w:bCs/>
-      </w:rPr>
-      <w:br/>
-    </w:r>
-    <w:proofErr w:type="spellStart"/>
-    <w:r>
-      <w:rPr>
-        <w:b/>
-        <w:bCs/>
-      </w:rPr>
-      <w:t>Бахром</w:t>
-    </w:r>
-    <w:proofErr w:type="spellEnd"/>
-    <w:r>
-      <w:rPr>
-        <w:b/>
-        <w:bCs/>
-      </w:rPr>
-      <w:t xml:space="preserve"> </w:t>
-    </w:r>
-    <w:proofErr w:type="spellStart"/>
-    <w:r>
-      <w:rPr>
-        <w:b/>
-        <w:bCs/>
-      </w:rPr>
-      <w:t>Расулев</w:t>
-    </w:r>
-    <w:proofErr w:type="spellEnd"/>
-    <w:r>
-      <w:rPr>
-        <w:b/>
-        <w:bCs/>
-      </w:rPr>
-      <w:t xml:space="preserve"> +998333377752         дата</w:t>
-    </w:r>
-    <w:r>
-      <w:rPr>
-        <w:b/>
-        <w:bCs/>
-      </w:rPr>
-      <w:t>:</w:t>
-    </w:r>
-    <w:r>
-      <w:rPr>
-        <w:b/>
-        <w:bCs/>
-      </w:rPr>
-      <w:t xml:space="preserve"> 28.05.2025</w:t>
     </w:r>
   </w:p>
 </w:ftr>
